--- a/docs/go3-sdg-referenzrahmen-v1/source/word/03_woek_sdg_unterziele_global_europa_deutschland_detailkonzept_v1_0.docx
+++ b/docs/go3-sdg-referenzrahmen-v1/source/word/03_woek_sdg_unterziele_global_europa_deutschland_detailkonzept_v1_0.docx
@@ -24685,7 +24685,7 @@
                 <w:color w:val="252A2C"/>
                 <w:sz w:val="15"/>
               </w:rPr>
-              <w:t>Sustainable development goals – EU monitoring and data</w:t>
+              <w:t>Sustainable development goals - EU monitoring and data</w:t>
             </w:r>
           </w:p>
         </w:tc>
@@ -24768,7 +24768,7 @@
                 <w:color w:val="252A2C"/>
                 <w:sz w:val="15"/>
               </w:rPr>
-              <w:t>Sustainable development in the European Union – 2025 monitoring report</w:t>
+              <w:t>Sustainable development in the European Union - 2025 monitoring report</w:t>
             </w:r>
           </w:p>
         </w:tc>
